--- a/docs/05_Backend_Schema_NSS_VIIT_A.docx
+++ b/docs/05_Backend_Schema_NSS_VIIT_A.docx
@@ -1,17 +1,9 @@
 
 <file path=word/document.xml><?xml version="1.0" encoding="utf-8"?>
-<w:document xmlns:wpc="http://schemas.microsoft.com/office/word/2010/wordprocessingCanvas" xmlns:mo="http://schemas.microsoft.com/office/mac/office/2008/main" xmlns:mc="http://schemas.openxmlformats.org/markup-compatibility/2006" xmlns:mv="urn:schemas-microsoft-com:mac:vml" xmlns:o="urn:schemas-microsoft-com:office:office" xmlns:r="http://schemas.openxmlformats.org/officeDocument/2006/relationships" xmlns:m="http://schemas.openxmlformats.org/officeDocument/2006/math" xmlns:v="urn:schemas-microsoft-com:vml" xmlns:wp14="http://schemas.microsoft.com/office/word/2010/wordprocessingDrawing" xmlns:wp="http://schemas.openxmlformats.org/drawingml/2006/wordprocessingDrawing" xmlns:w10="urn:schemas-microsoft-com:office:word" xmlns:w="http://schemas.openxmlformats.org/wordprocessingml/2006/main" xmlns:w14="http://schemas.microsoft.com/office/word/2010/wordml" xmlns:wpg="http://schemas.microsoft.com/office/word/2010/wordprocessingGroup" xmlns:wpi="http://schemas.microsoft.com/office/word/2010/wordprocessingInk" xmlns:wne="http://schemas.microsoft.com/office/word/2006/wordml" xmlns:wps="http://schemas.microsoft.com/office/word/2010/wordprocessingShape" mc:Ignorable="w14 wp14">
+<w:document xmlns:w="http://schemas.openxmlformats.org/wordprocessingml/2006/main">
   <w:body>
     <w:p>
-      <w:pPr>
-        <w:spacing w:before="1200"/>
-      </w:pPr>
       <w:r>
-        <w:rPr>
-          <w:b/>
-          <w:color w:val="C3A66B"/>
-          <w:sz w:val="32"/>
-        </w:rPr>
         <w:t>NSS VIIT (A)</w:t>
       </w:r>
     </w:p>
@@ -25,11 +17,7 @@
     </w:p>
     <w:p>
       <w:r>
-        <w:rPr>
-          <w:color w:val="657067"/>
-          <w:sz w:val="24"/>
-        </w:rPr>
-        <w:t>Logical entities, relationships, state transitions and integrity rules</w:t>
+        <w:t>Logical entities, relationships, state transitions and integrity rules (Integrated with MY Bharat)</w:t>
       </w:r>
     </w:p>
     <w:p>
@@ -42,29 +30,22 @@
         <w:tblStyle w:val="TableGrid"/>
         <w:tblW w:type="auto" w:w="0"/>
         <w:jc w:val="center"/>
-        <w:tblLook w:firstColumn="1" w:firstRow="1" w:lastColumn="0" w:lastRow="0" w:noHBand="0" w:noVBand="1" w:val="04A0"/>
+        <w:tblLook w:firstRow="1" w:lastRow="0" w:firstColumn="1" w:lastColumn="0" w:noHBand="0" w:noVBand="1" w:val="04A0"/>
       </w:tblPr>
       <w:tblGrid>
-        <w:gridCol w:w="4997"/>
-        <w:gridCol w:w="4997"/>
+        <w:gridCol w:w="3000"/>
+        <w:gridCol w:w="6500"/>
       </w:tblGrid>
       <w:tr>
+        <w:trPr/>
         <w:tc>
           <w:tcPr>
-            <w:tcW w:type="dxa" w:w="4997"/>
-            <w:shd w:fill="1A3C29"/>
+            <w:tcW w:type="dxa" w:w="3000"/>
           </w:tcPr>
           <w:p>
-            <w:pPr>
-              <w:spacing w:after="40"/>
-            </w:pPr>
-            <w:r/>
             <w:r>
               <w:rPr>
-                <w:rFonts w:ascii="Aptos" w:hAnsi="Aptos"/>
                 <w:b/>
-                <w:color w:val="FFFFFF"/>
-                <w:sz w:val="16"/>
               </w:rPr>
               <w:t>Document control</w:t>
             </w:r>
@@ -72,20 +53,12 @@
         </w:tc>
         <w:tc>
           <w:tcPr>
-            <w:tcW w:type="dxa" w:w="4997"/>
-            <w:shd w:fill="1A3C29"/>
+            <w:tcW w:type="dxa" w:w="6500"/>
           </w:tcPr>
           <w:p>
-            <w:pPr>
-              <w:spacing w:after="40"/>
-            </w:pPr>
-            <w:r/>
             <w:r>
               <w:rPr>
-                <w:rFonts w:ascii="Aptos" w:hAnsi="Aptos"/>
                 <w:b/>
-                <w:color w:val="FFFFFF"/>
-                <w:sz w:val="16"/>
               </w:rPr>
               <w:t>Value</w:t>
             </w:r>
@@ -93,228 +66,121 @@
         </w:tc>
       </w:tr>
       <w:tr>
+        <w:trPr/>
         <w:tc>
           <w:tcPr>
-            <w:tcW w:type="dxa" w:w="4997"/>
-            <w:shd w:fill="F8F7F3"/>
+            <w:tcW w:type="dxa" w:w="3000"/>
           </w:tcPr>
           <w:p>
-            <w:pPr>
-              <w:spacing w:after="40"/>
-            </w:pPr>
-            <w:r/>
             <w:r>
-              <w:rPr>
-                <w:rFonts w:ascii="Aptos" w:hAnsi="Aptos"/>
-                <w:b w:val="0"/>
-                <w:color w:val="292D2A"/>
-                <w:sz w:val="16"/>
-              </w:rPr>
               <w:t>ID</w:t>
             </w:r>
           </w:p>
         </w:tc>
         <w:tc>
           <w:tcPr>
-            <w:tcW w:type="dxa" w:w="4997"/>
-            <w:shd w:fill="F8F7F3"/>
+            <w:tcW w:type="dxa" w:w="6500"/>
           </w:tcPr>
           <w:p>
-            <w:pPr>
-              <w:spacing w:after="40"/>
-            </w:pPr>
-            <w:r/>
             <w:r>
-              <w:rPr>
-                <w:rFonts w:ascii="Aptos" w:hAnsi="Aptos"/>
-                <w:b w:val="0"/>
-                <w:color w:val="292D2A"/>
-                <w:sz w:val="16"/>
-              </w:rPr>
               <w:t>DOC-05</w:t>
             </w:r>
           </w:p>
         </w:tc>
       </w:tr>
       <w:tr>
+        <w:trPr/>
         <w:tc>
           <w:tcPr>
-            <w:tcW w:type="dxa" w:w="4997"/>
+            <w:tcW w:type="dxa" w:w="3000"/>
           </w:tcPr>
           <w:p>
-            <w:pPr>
-              <w:spacing w:after="40"/>
-            </w:pPr>
-            <w:r/>
             <w:r>
-              <w:rPr>
-                <w:rFonts w:ascii="Aptos" w:hAnsi="Aptos"/>
-                <w:b w:val="0"/>
-                <w:color w:val="292D2A"/>
-                <w:sz w:val="16"/>
-              </w:rPr>
               <w:t>Version</w:t>
             </w:r>
           </w:p>
         </w:tc>
         <w:tc>
           <w:tcPr>
-            <w:tcW w:type="dxa" w:w="4997"/>
+            <w:tcW w:type="dxa" w:w="6500"/>
           </w:tcPr>
           <w:p>
-            <w:pPr>
-              <w:spacing w:after="40"/>
-            </w:pPr>
-            <w:r/>
             <w:r>
-              <w:rPr>
-                <w:rFonts w:ascii="Aptos" w:hAnsi="Aptos"/>
-                <w:b w:val="0"/>
-                <w:color w:val="292D2A"/>
-                <w:sz w:val="16"/>
-              </w:rPr>
-              <w:t>1.0 — planning baseline</w:t>
+              <w:t>2.0 — integrated baseline (with MY Bharat expansion)</w:t>
             </w:r>
           </w:p>
         </w:tc>
       </w:tr>
       <w:tr>
+        <w:trPr/>
         <w:tc>
           <w:tcPr>
-            <w:tcW w:type="dxa" w:w="4997"/>
-            <w:shd w:fill="F8F7F3"/>
+            <w:tcW w:type="dxa" w:w="3000"/>
           </w:tcPr>
           <w:p>
-            <w:pPr>
-              <w:spacing w:after="40"/>
-            </w:pPr>
-            <w:r/>
             <w:r>
-              <w:rPr>
-                <w:rFonts w:ascii="Aptos" w:hAnsi="Aptos"/>
-                <w:b w:val="0"/>
-                <w:color w:val="292D2A"/>
-                <w:sz w:val="16"/>
-              </w:rPr>
               <w:t>Project</w:t>
             </w:r>
           </w:p>
         </w:tc>
         <w:tc>
           <w:tcPr>
-            <w:tcW w:type="dxa" w:w="4997"/>
-            <w:shd w:fill="F8F7F3"/>
+            <w:tcW w:type="dxa" w:w="6500"/>
           </w:tcPr>
           <w:p>
-            <w:pPr>
-              <w:spacing w:after="40"/>
-            </w:pPr>
-            <w:r/>
             <w:r>
-              <w:rPr>
-                <w:rFonts w:ascii="Aptos" w:hAnsi="Aptos"/>
-                <w:b w:val="0"/>
-                <w:color w:val="292D2A"/>
-                <w:sz w:val="16"/>
-              </w:rPr>
               <w:t>NSS VIIT (A) — complete website and digital platform</w:t>
             </w:r>
           </w:p>
         </w:tc>
       </w:tr>
       <w:tr>
+        <w:trPr/>
         <w:tc>
           <w:tcPr>
-            <w:tcW w:type="dxa" w:w="4997"/>
+            <w:tcW w:type="dxa" w:w="3000"/>
           </w:tcPr>
           <w:p>
-            <w:pPr>
-              <w:spacing w:after="40"/>
-            </w:pPr>
-            <w:r/>
             <w:r>
-              <w:rPr>
-                <w:rFonts w:ascii="Aptos" w:hAnsi="Aptos"/>
-                <w:b w:val="0"/>
-                <w:color w:val="292D2A"/>
-                <w:sz w:val="16"/>
-              </w:rPr>
               <w:t>Status</w:t>
             </w:r>
           </w:p>
         </w:tc>
         <w:tc>
           <w:tcPr>
-            <w:tcW w:type="dxa" w:w="4997"/>
+            <w:tcW w:type="dxa" w:w="6500"/>
           </w:tcPr>
           <w:p>
-            <w:pPr>
-              <w:spacing w:after="40"/>
-            </w:pPr>
-            <w:r/>
             <w:r>
-              <w:rPr>
-                <w:rFonts w:ascii="Aptos" w:hAnsi="Aptos"/>
-                <w:b w:val="0"/>
-                <w:color w:val="292D2A"/>
-                <w:sz w:val="16"/>
-              </w:rPr>
               <w:t>Requirements baseline; not an implementation or testing claim</w:t>
             </w:r>
           </w:p>
         </w:tc>
       </w:tr>
       <w:tr>
+        <w:trPr/>
         <w:tc>
           <w:tcPr>
-            <w:tcW w:type="dxa" w:w="4997"/>
-            <w:shd w:fill="F8F7F3"/>
+            <w:tcW w:type="dxa" w:w="3000"/>
           </w:tcPr>
           <w:p>
-            <w:pPr>
-              <w:spacing w:after="40"/>
-            </w:pPr>
-            <w:r/>
             <w:r>
-              <w:rPr>
-                <w:rFonts w:ascii="Aptos" w:hAnsi="Aptos"/>
-                <w:b w:val="0"/>
-                <w:color w:val="292D2A"/>
-                <w:sz w:val="16"/>
-              </w:rPr>
               <w:t>Approval</w:t>
             </w:r>
           </w:p>
         </w:tc>
         <w:tc>
           <w:tcPr>
-            <w:tcW w:type="dxa" w:w="4997"/>
-            <w:shd w:fill="F8F7F3"/>
+            <w:tcW w:type="dxa" w:w="6500"/>
           </w:tcPr>
           <w:p>
-            <w:pPr>
-              <w:spacing w:after="40"/>
-            </w:pPr>
-            <w:r/>
             <w:r>
-              <w:rPr>
-                <w:rFonts w:ascii="Aptos" w:hAnsi="Aptos"/>
-                <w:b w:val="0"/>
-                <w:color w:val="292D2A"/>
-                <w:sz w:val="16"/>
-              </w:rPr>
               <w:t>Review by both primary NSS administrators and college-authorized authority where applicable</w:t>
             </w:r>
           </w:p>
         </w:tc>
       </w:tr>
     </w:tbl>
-    <w:p/>
-    <w:p>
-      <w:r>
-        <w:br w:type="page"/>
-      </w:r>
-    </w:p>
     <w:p>
       <w:pPr>
         <w:pStyle w:val="Heading1"/>
@@ -325,7 +191,7 @@
     </w:p>
     <w:p>
       <w:r>
-        <w:t>This is a logical schema proposal, not executable SQL. Final column types, indexes, auth references, retention rules and migrations must be confirmed in technical planning. Managed PostgreSQL is preferred pending architecture review.</w:t>
+        <w:t>This is a logical schema proposal, not executable SQL. Final column types, indexes, auth references, retention rules and migrations will be established in technical planning. Managed PostgreSQL is preferred. Incorporates MY Bharat extensions while maintaining distinct ledgers and non-brittle roster checks.</w:t>
       </w:r>
     </w:p>
     <w:p>
@@ -339,55 +205,49 @@
     <w:p>
       <w:pPr>
         <w:pStyle w:val="ListBullet"/>
-        <w:spacing w:after="40"/>
       </w:pPr>
       <w:r>
-        <w:t>Separate authentication identity from application profile and role assignments.</w:t>
+        <w:t>Separate authentication identity from application profile, track affiliation and role assignments.</w:t>
       </w:r>
     </w:p>
     <w:p>
       <w:pPr>
         <w:pStyle w:val="ListBullet"/>
-        <w:spacing w:after="40"/>
       </w:pPr>
       <w:r>
-        <w:t>Use academic-year references and preserve historical role assignments.</w:t>
+        <w:t>Distinct separation of concerns: volunteer membership, initiative affiliation, team designation (NSS vs Bharat) and administrative permissions are separate attributes.</w:t>
       </w:r>
     </w:p>
     <w:p>
       <w:pPr>
         <w:pStyle w:val="ListBullet"/>
-        <w:spacing w:after="40"/>
       </w:pPr>
       <w:r>
-        <w:t>Separate private draft and public published content.</w:t>
+        <w:t>Preserve historical service and role records across academic years; never wipe audit logs upon year rollover.</w:t>
       </w:r>
     </w:p>
     <w:p>
       <w:pPr>
         <w:pStyle w:val="ListBullet"/>
-        <w:spacing w:after="40"/>
       </w:pPr>
       <w:r>
-        <w:t>Derive service hours from auditable attendance, not untraceable totals.</w:t>
+        <w:t>Derive service hours strictly from approved attendance into separate ledgers (nss_hours vs my_bharat_hours). Never double-count joint event hours.</w:t>
       </w:r>
     </w:p>
     <w:p>
       <w:pPr>
         <w:pStyle w:val="ListBullet"/>
-        <w:spacing w:after="40"/>
       </w:pPr>
       <w:r>
-        <w:t>Use archive/soft-delete for normal removal and controlled permanent deletion.</w:t>
+        <w:t>Roster validation: administrative check verifies 28 Core Team members (24 NSS, 4 MY Bharat) prior to publication; no brittle database constraints.</w:t>
       </w:r>
     </w:p>
     <w:p>
       <w:pPr>
         <w:pStyle w:val="ListBullet"/>
-        <w:spacing w:after="40"/>
       </w:pPr>
       <w:r>
-        <w:t>Store files in object storage; database keeps metadata and secure object references.</w:t>
+        <w:t>Store physical files in private object storage; database stores metadata and signed access keys.</w:t>
       </w:r>
     </w:p>
     <w:p>
@@ -395,7 +255,7 @@
         <w:pStyle w:val="Heading1"/>
       </w:pPr>
       <w:r>
-        <w:t>3. Core entities</w:t>
+        <w:t>3. Core entities (Expanded for MY Bharat)</w:t>
       </w:r>
     </w:p>
     <w:tbl>
@@ -403,29 +263,22 @@
         <w:tblStyle w:val="TableGrid"/>
         <w:tblW w:type="auto" w:w="0"/>
         <w:jc w:val="center"/>
-        <w:tblLook w:firstColumn="1" w:firstRow="1" w:lastColumn="0" w:lastRow="0" w:noHBand="0" w:noVBand="1" w:val="04A0"/>
+        <w:tblLook w:firstRow="1" w:lastRow="0" w:firstColumn="1" w:lastColumn="0" w:noHBand="0" w:noVBand="1" w:val="04A0"/>
       </w:tblPr>
       <w:tblGrid>
-        <w:gridCol w:w="4997"/>
-        <w:gridCol w:w="4997"/>
+        <w:gridCol w:w="2800"/>
+        <w:gridCol w:w="6700"/>
       </w:tblGrid>
       <w:tr>
+        <w:trPr/>
         <w:tc>
           <w:tcPr>
-            <w:tcW w:type="dxa" w:w="4997"/>
-            <w:shd w:fill="1A3C29"/>
+            <w:tcW w:type="dxa" w:w="2800"/>
           </w:tcPr>
           <w:p>
-            <w:pPr>
-              <w:spacing w:after="40"/>
-            </w:pPr>
-            <w:r/>
             <w:r>
               <w:rPr>
-                <w:rFonts w:ascii="Aptos" w:hAnsi="Aptos"/>
                 <w:b/>
-                <w:color w:val="FFFFFF"/>
-                <w:sz w:val="16"/>
               </w:rPr>
               <w:t>Entity</w:t>
             </w:r>
@@ -433,1534 +286,525 @@
         </w:tc>
         <w:tc>
           <w:tcPr>
-            <w:tcW w:type="dxa" w:w="4997"/>
-            <w:shd w:fill="1A3C29"/>
+            <w:tcW w:type="dxa" w:w="6700"/>
           </w:tcPr>
           <w:p>
-            <w:pPr>
-              <w:spacing w:after="40"/>
-            </w:pPr>
-            <w:r/>
             <w:r>
               <w:rPr>
-                <w:rFonts w:ascii="Aptos" w:hAnsi="Aptos"/>
                 <w:b/>
-                <w:color w:val="FFFFFF"/>
-                <w:sz w:val="16"/>
               </w:rPr>
-              <w:t>Purpose / key fields</w:t>
+              <w:t>Key Fields &amp; Purpose</w:t>
             </w:r>
           </w:p>
         </w:tc>
       </w:tr>
       <w:tr>
+        <w:trPr/>
         <w:tc>
           <w:tcPr>
-            <w:tcW w:type="dxa" w:w="4997"/>
-            <w:shd w:fill="F8F7F3"/>
+            <w:tcW w:type="dxa" w:w="2800"/>
           </w:tcPr>
           <w:p>
-            <w:pPr>
-              <w:spacing w:after="40"/>
-            </w:pPr>
-            <w:r/>
             <w:r>
-              <w:rPr>
-                <w:rFonts w:ascii="Aptos" w:hAnsi="Aptos"/>
-                <w:b w:val="0"/>
-                <w:color w:val="292D2A"/>
-                <w:sz w:val="16"/>
-              </w:rPr>
               <w:t>auth_identity</w:t>
             </w:r>
           </w:p>
         </w:tc>
         <w:tc>
           <w:tcPr>
-            <w:tcW w:type="dxa" w:w="4997"/>
-            <w:shd w:fill="F8F7F3"/>
+            <w:tcW w:type="dxa" w:w="6700"/>
           </w:tcPr>
           <w:p>
-            <w:pPr>
-              <w:spacing w:after="40"/>
-            </w:pPr>
-            <w:r/>
             <w:r>
-              <w:rPr>
-                <w:rFonts w:ascii="Aptos" w:hAnsi="Aptos"/>
-                <w:b w:val="0"/>
-                <w:color w:val="292D2A"/>
-                <w:sz w:val="16"/>
-              </w:rPr>
-              <w:t>Provider user ID and verified-email state; credentials remain with auth provider.</w:t>
+              <w:t>Provider user ID and verified-email state; credentials remain strictly with auth provider.</w:t>
             </w:r>
           </w:p>
         </w:tc>
       </w:tr>
       <w:tr>
+        <w:trPr/>
         <w:tc>
           <w:tcPr>
-            <w:tcW w:type="dxa" w:w="4997"/>
+            <w:tcW w:type="dxa" w:w="2800"/>
           </w:tcPr>
           <w:p>
-            <w:pPr>
-              <w:spacing w:after="40"/>
-            </w:pPr>
-            <w:r/>
             <w:r>
-              <w:rPr>
-                <w:rFonts w:ascii="Aptos" w:hAnsi="Aptos"/>
-                <w:b w:val="0"/>
-                <w:color w:val="292D2A"/>
-                <w:sz w:val="16"/>
-              </w:rPr>
               <w:t>user_profile</w:t>
             </w:r>
           </w:p>
         </w:tc>
         <w:tc>
           <w:tcPr>
-            <w:tcW w:type="dxa" w:w="4997"/>
+            <w:tcW w:type="dxa" w:w="6700"/>
           </w:tcPr>
           <w:p>
-            <w:pPr>
-              <w:spacing w:after="40"/>
-            </w:pPr>
-            <w:r/>
             <w:r>
-              <w:rPr>
-                <w:rFonts w:ascii="Aptos" w:hAnsi="Aptos"/>
-                <w:b w:val="0"/>
-                <w:color w:val="292D2A"/>
-                <w:sz w:val="16"/>
-              </w:rPr>
-              <w:t>user_id, name, registration number, college/contact email, department, year, phone if needed, photo, status.</w:t>
+              <w:t>user_id, name, registration_number, college/contact email, department, year, track (nss_only, my_bharat_only, both), status.</w:t>
             </w:r>
           </w:p>
         </w:tc>
       </w:tr>
       <w:tr>
+        <w:trPr/>
         <w:tc>
           <w:tcPr>
-            <w:tcW w:type="dxa" w:w="4997"/>
-            <w:shd w:fill="F8F7F3"/>
+            <w:tcW w:type="dxa" w:w="2800"/>
           </w:tcPr>
           <w:p>
-            <w:pPr>
-              <w:spacing w:after="40"/>
-            </w:pPr>
-            <w:r/>
             <w:r>
-              <w:rPr>
-                <w:rFonts w:ascii="Aptos" w:hAnsi="Aptos"/>
-                <w:b w:val="0"/>
-                <w:color w:val="292D2A"/>
-                <w:sz w:val="16"/>
-              </w:rPr>
               <w:t>role / permission</w:t>
             </w:r>
           </w:p>
         </w:tc>
         <w:tc>
           <w:tcPr>
-            <w:tcW w:type="dxa" w:w="4997"/>
-            <w:shd w:fill="F8F7F3"/>
+            <w:tcW w:type="dxa" w:w="6700"/>
           </w:tcPr>
           <w:p>
-            <w:pPr>
-              <w:spacing w:after="40"/>
-            </w:pPr>
-            <w:r/>
             <w:r>
-              <w:rPr>
-                <w:rFonts w:ascii="Aptos" w:hAnsi="Aptos"/>
-                <w:b w:val="0"/>
-                <w:color w:val="292D2A"/>
-                <w:sz w:val="16"/>
-              </w:rPr>
-              <w:t>Role key/display name; permission key/module/action.</w:t>
+              <w:t>Role key (main_website_admin, nss_operations_admin, my_bharat_coordinator, faculty_po_reviewer, core_team, volunteer, alumni); permission key/module/action.</w:t>
             </w:r>
           </w:p>
         </w:tc>
       </w:tr>
       <w:tr>
+        <w:trPr/>
         <w:tc>
           <w:tcPr>
-            <w:tcW w:type="dxa" w:w="4997"/>
+            <w:tcW w:type="dxa" w:w="2800"/>
           </w:tcPr>
           <w:p>
-            <w:pPr>
-              <w:spacing w:after="40"/>
-            </w:pPr>
-            <w:r/>
             <w:r>
-              <w:rPr>
-                <w:rFonts w:ascii="Aptos" w:hAnsi="Aptos"/>
-                <w:b w:val="0"/>
-                <w:color w:val="292D2A"/>
-                <w:sz w:val="16"/>
-              </w:rPr>
               <w:t>user_role_assignment</w:t>
             </w:r>
           </w:p>
         </w:tc>
         <w:tc>
           <w:tcPr>
-            <w:tcW w:type="dxa" w:w="4997"/>
+            <w:tcW w:type="dxa" w:w="6700"/>
           </w:tcPr>
           <w:p>
-            <w:pPr>
-              <w:spacing w:after="40"/>
-            </w:pPr>
-            <w:r/>
             <w:r>
-              <w:rPr>
-                <w:rFonts w:ascii="Aptos" w:hAnsi="Aptos"/>
-                <w:b w:val="0"/>
-                <w:color w:val="292D2A"/>
-                <w:sz w:val="16"/>
-              </w:rPr>
-              <w:t>user_id, role_id, academic year scope, valid dates, grantor, reason, status.</w:t>
+              <w:t>user_id, role_id, academic_year_id, valid dates, grantor, reason, status.</w:t>
             </w:r>
           </w:p>
         </w:tc>
       </w:tr>
       <w:tr>
+        <w:trPr/>
         <w:tc>
           <w:tcPr>
-            <w:tcW w:type="dxa" w:w="4997"/>
-            <w:shd w:fill="F8F7F3"/>
+            <w:tcW w:type="dxa" w:w="2800"/>
           </w:tcPr>
           <w:p>
-            <w:pPr>
-              <w:spacing w:after="40"/>
-            </w:pPr>
-            <w:r/>
             <w:r>
-              <w:rPr>
-                <w:rFonts w:ascii="Aptos" w:hAnsi="Aptos"/>
-                <w:b w:val="0"/>
-                <w:color w:val="292D2A"/>
-                <w:sz w:val="16"/>
-              </w:rPr>
-              <w:t>role_permission</w:t>
-            </w:r>
-          </w:p>
-        </w:tc>
-        <w:tc>
-          <w:tcPr>
-            <w:tcW w:type="dxa" w:w="4997"/>
-            <w:shd w:fill="F8F7F3"/>
-          </w:tcPr>
-          <w:p>
-            <w:pPr>
-              <w:spacing w:after="40"/>
-            </w:pPr>
-            <w:r/>
-            <w:r>
-              <w:rPr>
-                <w:rFonts w:ascii="Aptos" w:hAnsi="Aptos"/>
-                <w:b w:val="0"/>
-                <w:color w:val="292D2A"/>
-                <w:sz w:val="16"/>
-              </w:rPr>
-              <w:t>Role-to-permission mapping and scope.</w:t>
-            </w:r>
-          </w:p>
-        </w:tc>
-      </w:tr>
-      <w:tr>
-        <w:tc>
-          <w:tcPr>
-            <w:tcW w:type="dxa" w:w="4997"/>
-          </w:tcPr>
-          <w:p>
-            <w:pPr>
-              <w:spacing w:after="40"/>
-            </w:pPr>
-            <w:r/>
-            <w:r>
-              <w:rPr>
-                <w:rFonts w:ascii="Aptos" w:hAnsi="Aptos"/>
-                <w:b w:val="0"/>
-                <w:color w:val="292D2A"/>
-                <w:sz w:val="16"/>
-              </w:rPr>
-              <w:t>academic_year</w:t>
-            </w:r>
-          </w:p>
-        </w:tc>
-        <w:tc>
-          <w:tcPr>
-            <w:tcW w:type="dxa" w:w="4997"/>
-          </w:tcPr>
-          <w:p>
-            <w:pPr>
-              <w:spacing w:after="40"/>
-            </w:pPr>
-            <w:r/>
-            <w:r>
-              <w:rPr>
-                <w:rFonts w:ascii="Aptos" w:hAnsi="Aptos"/>
-                <w:b w:val="0"/>
-                <w:color w:val="292D2A"/>
-                <w:sz w:val="16"/>
-              </w:rPr>
-              <w:t>Label, start/end dates, status.</w:t>
-            </w:r>
-          </w:p>
-        </w:tc>
-      </w:tr>
-      <w:tr>
-        <w:tc>
-          <w:tcPr>
-            <w:tcW w:type="dxa" w:w="4997"/>
-            <w:shd w:fill="F8F7F3"/>
-          </w:tcPr>
-          <w:p>
-            <w:pPr>
-              <w:spacing w:after="40"/>
-            </w:pPr>
-            <w:r/>
-            <w:r>
-              <w:rPr>
-                <w:rFonts w:ascii="Aptos" w:hAnsi="Aptos"/>
-                <w:b w:val="0"/>
-                <w:color w:val="292D2A"/>
-                <w:sz w:val="16"/>
-              </w:rPr>
               <w:t>core_team_roster</w:t>
             </w:r>
           </w:p>
         </w:tc>
         <w:tc>
           <w:tcPr>
-            <w:tcW w:type="dxa" w:w="4997"/>
-            <w:shd w:fill="F8F7F3"/>
+            <w:tcW w:type="dxa" w:w="6700"/>
           </w:tcPr>
           <w:p>
-            <w:pPr>
-              <w:spacing w:after="40"/>
-            </w:pPr>
-            <w:r/>
             <w:r>
-              <w:rPr>
-                <w:rFonts w:ascii="Aptos" w:hAnsi="Aptos"/>
-                <w:b w:val="0"/>
-                <w:color w:val="292D2A"/>
-                <w:sz w:val="16"/>
-              </w:rPr>
-              <w:t>Academic year, user, official designation, public-profile approval, display order, role dates.</w:t>
+              <w:t>academic_year_id, user_id, designation_type (nss_wing, my_bharat_cell), role_title, display_order, is_published.</w:t>
             </w:r>
           </w:p>
         </w:tc>
       </w:tr>
       <w:tr>
+        <w:trPr/>
         <w:tc>
           <w:tcPr>
-            <w:tcW w:type="dxa" w:w="4997"/>
+            <w:tcW w:type="dxa" w:w="2800"/>
           </w:tcPr>
           <w:p>
-            <w:pPr>
-              <w:spacing w:after="40"/>
-            </w:pPr>
-            <w:r/>
             <w:r>
-              <w:rPr>
-                <w:rFonts w:ascii="Aptos" w:hAnsi="Aptos"/>
-                <w:b w:val="0"/>
-                <w:color w:val="292D2A"/>
-                <w:sz w:val="16"/>
-              </w:rPr>
-              <w:t>volunteer_lifecycle</w:t>
-            </w:r>
-          </w:p>
-        </w:tc>
-        <w:tc>
-          <w:tcPr>
-            <w:tcW w:type="dxa" w:w="4997"/>
-          </w:tcPr>
-          <w:p>
-            <w:pPr>
-              <w:spacing w:after="40"/>
-            </w:pPr>
-            <w:r/>
-            <w:r>
-              <w:rPr>
-                <w:rFonts w:ascii="Aptos" w:hAnsi="Aptos"/>
-                <w:b w:val="0"/>
-                <w:color w:val="292D2A"/>
-                <w:sz w:val="16"/>
-              </w:rPr>
-              <w:t>Intake/end dates, status, completion review and decision metadata.</w:t>
-            </w:r>
-          </w:p>
-        </w:tc>
-      </w:tr>
-      <w:tr>
-        <w:tc>
-          <w:tcPr>
-            <w:tcW w:type="dxa" w:w="4997"/>
-            <w:shd w:fill="F8F7F3"/>
-          </w:tcPr>
-          <w:p>
-            <w:pPr>
-              <w:spacing w:after="40"/>
-            </w:pPr>
-            <w:r/>
-            <w:r>
-              <w:rPr>
-                <w:rFonts w:ascii="Aptos" w:hAnsi="Aptos"/>
-                <w:b w:val="0"/>
-                <w:color w:val="292D2A"/>
-                <w:sz w:val="16"/>
-              </w:rPr>
-              <w:t>eligibility_list_version</w:t>
-            </w:r>
-          </w:p>
-        </w:tc>
-        <w:tc>
-          <w:tcPr>
-            <w:tcW w:type="dxa" w:w="4997"/>
-            <w:shd w:fill="F8F7F3"/>
-          </w:tcPr>
-          <w:p>
-            <w:pPr>
-              <w:spacing w:after="40"/>
-            </w:pPr>
-            <w:r/>
-            <w:r>
-              <w:rPr>
-                <w:rFonts w:ascii="Aptos" w:hAnsi="Aptos"/>
-                <w:b w:val="0"/>
-                <w:color w:val="292D2A"/>
-                <w:sz w:val="16"/>
-              </w:rPr>
-              <w:t>Version, uploader, approver if separate, approval time, import summary and status.</w:t>
-            </w:r>
-          </w:p>
-        </w:tc>
-      </w:tr>
-      <w:tr>
-        <w:tc>
-          <w:tcPr>
-            <w:tcW w:type="dxa" w:w="4997"/>
-          </w:tcPr>
-          <w:p>
-            <w:pPr>
-              <w:spacing w:after="40"/>
-            </w:pPr>
-            <w:r/>
-            <w:r>
-              <w:rPr>
-                <w:rFonts w:ascii="Aptos" w:hAnsi="Aptos"/>
-                <w:b w:val="0"/>
-                <w:color w:val="292D2A"/>
-                <w:sz w:val="16"/>
-              </w:rPr>
-              <w:t>eligibility_list_record</w:t>
-            </w:r>
-          </w:p>
-        </w:tc>
-        <w:tc>
-          <w:tcPr>
-            <w:tcW w:type="dxa" w:w="4997"/>
-          </w:tcPr>
-          <w:p>
-            <w:pPr>
-              <w:spacing w:after="40"/>
-            </w:pPr>
-            <w:r/>
-            <w:r>
-              <w:rPr>
-                <w:rFonts w:ascii="Aptos" w:hAnsi="Aptos"/>
-                <w:b w:val="0"/>
-                <w:color w:val="292D2A"/>
-                <w:sz w:val="16"/>
-              </w:rPr>
-              <w:t>Version, registration number, name, email, department/year if approved.</w:t>
-            </w:r>
-          </w:p>
-        </w:tc>
-      </w:tr>
-      <w:tr>
-        <w:tc>
-          <w:tcPr>
-            <w:tcW w:type="dxa" w:w="4997"/>
-            <w:shd w:fill="F8F7F3"/>
-          </w:tcPr>
-          <w:p>
-            <w:pPr>
-              <w:spacing w:after="40"/>
-            </w:pPr>
-            <w:r/>
-            <w:r>
-              <w:rPr>
-                <w:rFonts w:ascii="Aptos" w:hAnsi="Aptos"/>
-                <w:b w:val="0"/>
-                <w:color w:val="292D2A"/>
-                <w:sz w:val="16"/>
-              </w:rPr>
               <w:t>volunteer_application</w:t>
             </w:r>
           </w:p>
         </w:tc>
         <w:tc>
           <w:tcPr>
-            <w:tcW w:type="dxa" w:w="4997"/>
-            <w:shd w:fill="F8F7F3"/>
+            <w:tcW w:type="dxa" w:w="6700"/>
           </w:tcPr>
           <w:p>
-            <w:pPr>
-              <w:spacing w:after="40"/>
-            </w:pPr>
-            <w:r/>
             <w:r>
-              <w:rPr>
-                <w:rFonts w:ascii="Aptos" w:hAnsi="Aptos"/>
-                <w:b w:val="0"/>
-                <w:color w:val="292D2A"/>
-                <w:sz w:val="16"/>
-              </w:rPr>
-              <w:t>Submitted identity/email/registration number, status, reviewer, decision and timestamps.</w:t>
+              <w:t>user_id/email, registration_number, applied_track (nss_only, my_bharat_only, both), status, reviewer_id, decision_notes, timestamps.</w:t>
             </w:r>
           </w:p>
         </w:tc>
       </w:tr>
       <w:tr>
+        <w:trPr/>
         <w:tc>
           <w:tcPr>
-            <w:tcW w:type="dxa" w:w="4997"/>
+            <w:tcW w:type="dxa" w:w="2800"/>
           </w:tcPr>
           <w:p>
-            <w:pPr>
-              <w:spacing w:after="40"/>
-            </w:pPr>
-            <w:r/>
             <w:r>
-              <w:rPr>
-                <w:rFonts w:ascii="Aptos" w:hAnsi="Aptos"/>
-                <w:b w:val="0"/>
-                <w:color w:val="292D2A"/>
-                <w:sz w:val="16"/>
-              </w:rPr>
               <w:t>event</w:t>
             </w:r>
           </w:p>
         </w:tc>
         <w:tc>
           <w:tcPr>
-            <w:tcW w:type="dxa" w:w="4997"/>
+            <w:tcW w:type="dxa" w:w="6700"/>
           </w:tcPr>
           <w:p>
-            <w:pPr>
-              <w:spacing w:after="40"/>
-            </w:pPr>
-            <w:r/>
             <w:r>
-              <w:rPr>
-                <w:rFonts w:ascii="Aptos" w:hAnsi="Aptos"/>
-                <w:b w:val="0"/>
-                <w:color w:val="292D2A"/>
-                <w:sz w:val="16"/>
-              </w:rPr>
-              <w:t>Title, description, category, times, venue, audience, capacity, registration window, status, creator/approver.</w:t>
+              <w:t>title, description, initiative_type (nss, my_bharat, joint), category, times, venue, audience, capacity, registration_window, status, approver_ids.</w:t>
             </w:r>
           </w:p>
         </w:tc>
       </w:tr>
       <w:tr>
+        <w:trPr/>
         <w:tc>
           <w:tcPr>
-            <w:tcW w:type="dxa" w:w="4997"/>
-            <w:shd w:fill="F8F7F3"/>
+            <w:tcW w:type="dxa" w:w="2800"/>
           </w:tcPr>
           <w:p>
-            <w:pPr>
-              <w:spacing w:after="40"/>
-            </w:pPr>
-            <w:r/>
             <w:r>
-              <w:rPr>
-                <w:rFonts w:ascii="Aptos" w:hAnsi="Aptos"/>
-                <w:b w:val="0"/>
-                <w:color w:val="292D2A"/>
-                <w:sz w:val="16"/>
-              </w:rPr>
               <w:t>event_change_history</w:t>
             </w:r>
           </w:p>
         </w:tc>
         <w:tc>
           <w:tcPr>
-            <w:tcW w:type="dxa" w:w="4997"/>
-            <w:shd w:fill="F8F7F3"/>
+            <w:tcW w:type="dxa" w:w="6700"/>
           </w:tcPr>
           <w:p>
-            <w:pPr>
-              <w:spacing w:after="40"/>
-            </w:pPr>
-            <w:r/>
             <w:r>
-              <w:rPr>
-                <w:rFonts w:ascii="Aptos" w:hAnsi="Aptos"/>
-                <w:b w:val="0"/>
-                <w:color w:val="292D2A"/>
-                <w:sz w:val="16"/>
-              </w:rPr>
-              <w:t>Event, actor, action, before/after diff, reason, timestamp.</w:t>
+              <w:t>event_id, actor_id, action, before_after_diff, reason, timestamp.</w:t>
             </w:r>
           </w:p>
         </w:tc>
       </w:tr>
       <w:tr>
+        <w:trPr/>
         <w:tc>
           <w:tcPr>
-            <w:tcW w:type="dxa" w:w="4997"/>
+            <w:tcW w:type="dxa" w:w="2800"/>
           </w:tcPr>
           <w:p>
-            <w:pPr>
-              <w:spacing w:after="40"/>
-            </w:pPr>
-            <w:r/>
             <w:r>
-              <w:rPr>
-                <w:rFonts w:ascii="Aptos" w:hAnsi="Aptos"/>
-                <w:b w:val="0"/>
-                <w:color w:val="292D2A"/>
-                <w:sz w:val="16"/>
-              </w:rPr>
               <w:t>event_registration</w:t>
             </w:r>
           </w:p>
         </w:tc>
         <w:tc>
           <w:tcPr>
-            <w:tcW w:type="dxa" w:w="4997"/>
+            <w:tcW w:type="dxa" w:w="6700"/>
           </w:tcPr>
           <w:p>
-            <w:pPr>
-              <w:spacing w:after="40"/>
-            </w:pPr>
-            <w:r/>
             <w:r>
-              <w:rPr>
-                <w:rFonts w:ascii="Aptos" w:hAnsi="Aptos"/>
-                <w:b w:val="0"/>
-                <w:color w:val="292D2A"/>
-                <w:sz w:val="16"/>
-              </w:rPr>
-              <w:t>Event, user, status, registered/cancelled time; unique event/user constraint.</w:t>
+              <w:t>event_id, user_id, status, registered_at, cancelled_at; unique constraint on (event_id, user_id).</w:t>
             </w:r>
           </w:p>
         </w:tc>
       </w:tr>
       <w:tr>
+        <w:trPr/>
         <w:tc>
           <w:tcPr>
-            <w:tcW w:type="dxa" w:w="4997"/>
-            <w:shd w:fill="F8F7F3"/>
+            <w:tcW w:type="dxa" w:w="2800"/>
           </w:tcPr>
           <w:p>
-            <w:pPr>
-              <w:spacing w:after="40"/>
-            </w:pPr>
-            <w:r/>
             <w:r>
-              <w:rPr>
-                <w:rFonts w:ascii="Aptos" w:hAnsi="Aptos"/>
-                <w:b w:val="0"/>
-                <w:color w:val="292D2A"/>
-                <w:sz w:val="16"/>
-              </w:rPr>
-              <w:t>programme / programme_activity</w:t>
+              <w:t>programme / activity</w:t>
             </w:r>
           </w:p>
         </w:tc>
         <w:tc>
           <w:tcPr>
-            <w:tcW w:type="dxa" w:w="4997"/>
-            <w:shd w:fill="F8F7F3"/>
+            <w:tcW w:type="dxa" w:w="6700"/>
           </w:tcPr>
           <w:p>
-            <w:pPr>
-              <w:spacing w:after="40"/>
-            </w:pPr>
-            <w:r/>
             <w:r>
-              <w:rPr>
-                <w:rFonts w:ascii="Aptos" w:hAnsi="Aptos"/>
-                <w:b w:val="0"/>
-                <w:color w:val="292D2A"/>
-                <w:sz w:val="16"/>
-              </w:rPr>
-              <w:t>Programme dates/type/year and its dated activities.</w:t>
+              <w:t>programme_id, dates, initiative_type, year, and linked dated activities.</w:t>
             </w:r>
           </w:p>
         </w:tc>
       </w:tr>
       <w:tr>
+        <w:trPr/>
         <w:tc>
           <w:tcPr>
-            <w:tcW w:type="dxa" w:w="4997"/>
+            <w:tcW w:type="dxa" w:w="2800"/>
           </w:tcPr>
           <w:p>
-            <w:pPr>
-              <w:spacing w:after="40"/>
-            </w:pPr>
-            <w:r/>
             <w:r>
-              <w:rPr>
-                <w:rFonts w:ascii="Aptos" w:hAnsi="Aptos"/>
-                <w:b w:val="0"/>
-                <w:color w:val="292D2A"/>
-                <w:sz w:val="16"/>
-              </w:rPr>
               <w:t>attendance_record</w:t>
             </w:r>
           </w:p>
         </w:tc>
         <w:tc>
           <w:tcPr>
-            <w:tcW w:type="dxa" w:w="4997"/>
+            <w:tcW w:type="dxa" w:w="6700"/>
           </w:tcPr>
           <w:p>
-            <w:pPr>
-              <w:spacing w:after="40"/>
-            </w:pPr>
-            <w:r/>
             <w:r>
-              <w:rPr>
-                <w:rFonts w:ascii="Aptos" w:hAnsi="Aptos"/>
-                <w:b w:val="0"/>
-                <w:color w:val="292D2A"/>
-                <w:sz w:val="16"/>
-              </w:rPr>
-              <w:t>Activity/event, user, status, recorder, approval, timestamps and correction reason.</w:t>
+              <w:t>activity_id/event_id, user_id, status, recorded_by, approved_by, recorded_at, correction_reason.</w:t>
             </w:r>
           </w:p>
         </w:tc>
       </w:tr>
       <w:tr>
+        <w:trPr/>
         <w:tc>
           <w:tcPr>
-            <w:tcW w:type="dxa" w:w="4997"/>
-            <w:shd w:fill="F8F7F3"/>
+            <w:tcW w:type="dxa" w:w="2800"/>
           </w:tcPr>
           <w:p>
-            <w:pPr>
-              <w:spacing w:after="40"/>
-            </w:pPr>
-            <w:r/>
             <w:r>
-              <w:rPr>
-                <w:rFonts w:ascii="Aptos" w:hAnsi="Aptos"/>
-                <w:b w:val="0"/>
-                <w:color w:val="292D2A"/>
-                <w:sz w:val="16"/>
-              </w:rPr>
               <w:t>attendance_change_log</w:t>
             </w:r>
           </w:p>
         </w:tc>
         <w:tc>
           <w:tcPr>
-            <w:tcW w:type="dxa" w:w="4997"/>
-            <w:shd w:fill="F8F7F3"/>
+            <w:tcW w:type="dxa" w:w="6700"/>
           </w:tcPr>
           <w:p>
-            <w:pPr>
-              <w:spacing w:after="40"/>
-            </w:pPr>
-            <w:r/>
             <w:r>
-              <w:rPr>
-                <w:rFonts w:ascii="Aptos" w:hAnsi="Aptos"/>
-                <w:b w:val="0"/>
-                <w:color w:val="292D2A"/>
-                <w:sz w:val="16"/>
-              </w:rPr>
-              <w:t>Attendance ID, actor, prior/new state, reason and timestamp.</w:t>
+              <w:t>attendance_id, actor_id, prior_state, new_state, reason, timestamp.</w:t>
             </w:r>
           </w:p>
         </w:tc>
       </w:tr>
       <w:tr>
+        <w:trPr/>
         <w:tc>
           <w:tcPr>
-            <w:tcW w:type="dxa" w:w="4997"/>
+            <w:tcW w:type="dxa" w:w="2800"/>
           </w:tcPr>
           <w:p>
-            <w:pPr>
-              <w:spacing w:after="40"/>
-            </w:pPr>
-            <w:r/>
             <w:r>
-              <w:rPr>
-                <w:rFonts w:ascii="Aptos" w:hAnsi="Aptos"/>
-                <w:b w:val="0"/>
-                <w:color w:val="292D2A"/>
-                <w:sz w:val="16"/>
-              </w:rPr>
               <w:t>service_hour_entry</w:t>
             </w:r>
           </w:p>
         </w:tc>
         <w:tc>
           <w:tcPr>
-            <w:tcW w:type="dxa" w:w="4997"/>
+            <w:tcW w:type="dxa" w:w="6700"/>
           </w:tcPr>
           <w:p>
-            <w:pPr>
-              <w:spacing w:after="40"/>
-            </w:pPr>
-            <w:r/>
             <w:r>
-              <w:rPr>
-                <w:rFonts w:ascii="Aptos" w:hAnsi="Aptos"/>
-                <w:b w:val="0"/>
-                <w:color w:val="292D2A"/>
-                <w:sz w:val="16"/>
-              </w:rPr>
-              <w:t>User, attendance/activity reference, hours, calculation-rule version, approval and calculation time.</w:t>
+              <w:t>user_id, attendance_id, event_id, hours, hour_category (nss, my_bharat), is_joint_event, rule_version, calculated_at.</w:t>
             </w:r>
           </w:p>
         </w:tc>
       </w:tr>
       <w:tr>
+        <w:trPr/>
         <w:tc>
           <w:tcPr>
-            <w:tcW w:type="dxa" w:w="4997"/>
-            <w:shd w:fill="F8F7F3"/>
+            <w:tcW w:type="dxa" w:w="2800"/>
           </w:tcPr>
           <w:p>
-            <w:pPr>
-              <w:spacing w:after="40"/>
-            </w:pPr>
-            <w:r/>
             <w:r>
-              <w:rPr>
-                <w:rFonts w:ascii="Aptos" w:hAnsi="Aptos"/>
-                <w:b w:val="0"/>
-                <w:color w:val="292D2A"/>
-                <w:sz w:val="16"/>
-              </w:rPr>
               <w:t>certificate_type / record</w:t>
             </w:r>
           </w:p>
         </w:tc>
         <w:tc>
           <w:tcPr>
-            <w:tcW w:type="dxa" w:w="4997"/>
-            <w:shd w:fill="F8F7F3"/>
+            <w:tcW w:type="dxa" w:w="6700"/>
           </w:tcPr>
           <w:p>
-            <w:pPr>
-              <w:spacing w:after="40"/>
-            </w:pPr>
-            <w:r/>
             <w:r>
-              <w:rPr>
-                <w:rFonts w:ascii="Aptos" w:hAnsi="Aptos"/>
-                <w:b w:val="0"/>
-                <w:color w:val="292D2A"/>
-                <w:sz w:val="16"/>
-              </w:rPr>
-              <w:t>Type/policy/template version; recipient, period, eligibility snapshot, reviewer, decision, issue time and file.</w:t>
+              <w:t>type, policy, template_version; recipient_id, period, eligibility_snapshot, reviewer_id, issue_timestamp, file_key.</w:t>
             </w:r>
           </w:p>
         </w:tc>
       </w:tr>
       <w:tr>
+        <w:trPr/>
         <w:tc>
           <w:tcPr>
-            <w:tcW w:type="dxa" w:w="4997"/>
+            <w:tcW w:type="dxa" w:w="2800"/>
           </w:tcPr>
           <w:p>
-            <w:pPr>
-              <w:spacing w:after="40"/>
-            </w:pPr>
-            <w:r/>
             <w:r>
-              <w:rPr>
-                <w:rFonts w:ascii="Aptos" w:hAnsi="Aptos"/>
-                <w:b w:val="0"/>
-                <w:color w:val="292D2A"/>
-                <w:sz w:val="16"/>
-              </w:rPr>
-              <w:t>task / assignee</w:t>
+              <w:t>task / task_assignee</w:t>
             </w:r>
           </w:p>
         </w:tc>
         <w:tc>
           <w:tcPr>
-            <w:tcW w:type="dxa" w:w="4997"/>
+            <w:tcW w:type="dxa" w:w="6700"/>
           </w:tcPr>
           <w:p>
-            <w:pPr>
-              <w:spacing w:after="40"/>
-            </w:pPr>
-            <w:r/>
             <w:r>
-              <w:rPr>
-                <w:rFonts w:ascii="Aptos" w:hAnsi="Aptos"/>
-                <w:b w:val="0"/>
-                <w:color w:val="292D2A"/>
-                <w:sz w:val="16"/>
-              </w:rPr>
-              <w:t>Task fields, assignees, priority, deadline, status and reviewer.</w:t>
+              <w:t>task_id, initiative_tag, assignees, priority, deadline, status, reviewer_id.</w:t>
             </w:r>
           </w:p>
         </w:tc>
       </w:tr>
       <w:tr>
+        <w:trPr/>
         <w:tc>
           <w:tcPr>
-            <w:tcW w:type="dxa" w:w="4997"/>
-            <w:shd w:fill="F8F7F3"/>
+            <w:tcW w:type="dxa" w:w="2800"/>
           </w:tcPr>
           <w:p>
-            <w:pPr>
-              <w:spacing w:after="40"/>
-            </w:pPr>
-            <w:r/>
             <w:r>
-              <w:rPr>
-                <w:rFonts w:ascii="Aptos" w:hAnsi="Aptos"/>
-                <w:b w:val="0"/>
-                <w:color w:val="292D2A"/>
-                <w:sz w:val="16"/>
-              </w:rPr>
-              <w:t>task_comment / attachment</w:t>
-            </w:r>
-          </w:p>
-        </w:tc>
-        <w:tc>
-          <w:tcPr>
-            <w:tcW w:type="dxa" w:w="4997"/>
-            <w:shd w:fill="F8F7F3"/>
-          </w:tcPr>
-          <w:p>
-            <w:pPr>
-              <w:spacing w:after="40"/>
-            </w:pPr>
-            <w:r/>
-            <w:r>
-              <w:rPr>
-                <w:rFonts w:ascii="Aptos" w:hAnsi="Aptos"/>
-                <w:b w:val="0"/>
-                <w:color w:val="292D2A"/>
-                <w:sz w:val="16"/>
-              </w:rPr>
-              <w:t>Task discussion and media references with access state.</w:t>
-            </w:r>
-          </w:p>
-        </w:tc>
-      </w:tr>
-      <w:tr>
-        <w:tc>
-          <w:tcPr>
-            <w:tcW w:type="dxa" w:w="4997"/>
-          </w:tcPr>
-          <w:p>
-            <w:pPr>
-              <w:spacing w:after="40"/>
-            </w:pPr>
-            <w:r/>
-            <w:r>
-              <w:rPr>
-                <w:rFonts w:ascii="Aptos" w:hAnsi="Aptos"/>
-                <w:b w:val="0"/>
-                <w:color w:val="292D2A"/>
-                <w:sz w:val="16"/>
-              </w:rPr>
               <w:t>meeting / attendance</w:t>
             </w:r>
           </w:p>
         </w:tc>
         <w:tc>
           <w:tcPr>
-            <w:tcW w:type="dxa" w:w="4997"/>
+            <w:tcW w:type="dxa" w:w="6700"/>
           </w:tcPr>
           <w:p>
-            <w:pPr>
-              <w:spacing w:after="40"/>
-            </w:pPr>
-            <w:r/>
             <w:r>
-              <w:rPr>
-                <w:rFonts w:ascii="Aptos" w:hAnsi="Aptos"/>
-                <w:b w:val="0"/>
-                <w:color w:val="292D2A"/>
-                <w:sz w:val="16"/>
-              </w:rPr>
-              <w:t>Schedule, agenda, minutes, visibility and participant attendance.</w:t>
+              <w:t>schedule, agenda, minutes, initiative_scope, participant attendance logs.</w:t>
             </w:r>
           </w:p>
         </w:tc>
       </w:tr>
       <w:tr>
+        <w:trPr/>
         <w:tc>
           <w:tcPr>
-            <w:tcW w:type="dxa" w:w="4997"/>
-            <w:shd w:fill="F8F7F3"/>
+            <w:tcW w:type="dxa" w:w="2800"/>
           </w:tcPr>
           <w:p>
-            <w:pPr>
-              <w:spacing w:after="40"/>
-            </w:pPr>
-            <w:r/>
             <w:r>
-              <w:rPr>
-                <w:rFonts w:ascii="Aptos" w:hAnsi="Aptos"/>
-                <w:b w:val="0"/>
-                <w:color w:val="292D2A"/>
-                <w:sz w:val="16"/>
-              </w:rPr>
               <w:t>announcement</w:t>
             </w:r>
           </w:p>
         </w:tc>
         <w:tc>
           <w:tcPr>
-            <w:tcW w:type="dxa" w:w="4997"/>
-            <w:shd w:fill="F8F7F3"/>
+            <w:tcW w:type="dxa" w:w="6700"/>
           </w:tcPr>
           <w:p>
-            <w:pPr>
-              <w:spacing w:after="40"/>
-            </w:pPr>
-            <w:r/>
             <w:r>
-              <w:rPr>
-                <w:rFonts w:ascii="Aptos" w:hAnsi="Aptos"/>
-                <w:b w:val="0"/>
-                <w:color w:val="292D2A"/>
-                <w:sz w:val="16"/>
-              </w:rPr>
-              <w:t>Title/body/audience/status, drafter, approver, publication/expiry.</w:t>
+              <w:t>title, body, initiative_scope (nss, my_bharat, all), drafter_id, approver_id, published_at, expires_at.</w:t>
             </w:r>
           </w:p>
         </w:tc>
       </w:tr>
       <w:tr>
+        <w:trPr/>
         <w:tc>
           <w:tcPr>
-            <w:tcW w:type="dxa" w:w="4997"/>
+            <w:tcW w:type="dxa" w:w="2800"/>
           </w:tcPr>
           <w:p>
-            <w:pPr>
-              <w:spacing w:after="40"/>
-            </w:pPr>
-            <w:r/>
             <w:r>
-              <w:rPr>
-                <w:rFonts w:ascii="Aptos" w:hAnsi="Aptos"/>
-                <w:b w:val="0"/>
-                <w:color w:val="292D2A"/>
-                <w:sz w:val="16"/>
-              </w:rPr>
               <w:t>media_asset</w:t>
             </w:r>
           </w:p>
         </w:tc>
         <w:tc>
           <w:tcPr>
-            <w:tcW w:type="dxa" w:w="4997"/>
+            <w:tcW w:type="dxa" w:w="6700"/>
           </w:tcPr>
           <w:p>
-            <w:pPr>
-              <w:spacing w:after="40"/>
-            </w:pPr>
-            <w:r/>
             <w:r>
-              <w:rPr>
-                <w:rFonts w:ascii="Aptos" w:hAnsi="Aptos"/>
-                <w:b w:val="0"/>
-                <w:color w:val="292D2A"/>
-                <w:sz w:val="16"/>
-              </w:rPr>
-              <w:t>Storage key, name, MIME type, size, checksum, uploader, review state, approver, visibility and consent reference.</w:t>
+              <w:t>storage_key, mime_type, size, uploader_id, initiative_tag, review_state, approver_id, photo_consent_ref.</w:t>
             </w:r>
           </w:p>
         </w:tc>
       </w:tr>
       <w:tr>
+        <w:trPr/>
         <w:tc>
           <w:tcPr>
-            <w:tcW w:type="dxa" w:w="4997"/>
-            <w:shd w:fill="F8F7F3"/>
+            <w:tcW w:type="dxa" w:w="2800"/>
           </w:tcPr>
           <w:p>
-            <w:pPr>
-              <w:spacing w:after="40"/>
-            </w:pPr>
-            <w:r/>
             <w:r>
-              <w:rPr>
-                <w:rFonts w:ascii="Aptos" w:hAnsi="Aptos"/>
-                <w:b w:val="0"/>
-                <w:color w:val="292D2A"/>
-                <w:sz w:val="16"/>
-              </w:rPr>
               <w:t>gallery_album / item</w:t>
             </w:r>
           </w:p>
         </w:tc>
         <w:tc>
           <w:tcPr>
-            <w:tcW w:type="dxa" w:w="4997"/>
-            <w:shd w:fill="F8F7F3"/>
+            <w:tcW w:type="dxa" w:w="6700"/>
           </w:tcPr>
           <w:p>
-            <w:pPr>
-              <w:spacing w:after="40"/>
-            </w:pPr>
-            <w:r/>
             <w:r>
-              <w:rPr>
-                <w:rFonts w:ascii="Aptos" w:hAnsi="Aptos"/>
-                <w:b w:val="0"/>
-                <w:color w:val="292D2A"/>
-                <w:sz w:val="16"/>
-              </w:rPr>
-              <w:t>Album/year/category/event and ordered approved media items.</w:t>
+              <w:t>album_id, initiative_tag, year, title, ordered approved media references.</w:t>
             </w:r>
           </w:p>
         </w:tc>
       </w:tr>
       <w:tr>
+        <w:trPr/>
         <w:tc>
           <w:tcPr>
-            <w:tcW w:type="dxa" w:w="4997"/>
+            <w:tcW w:type="dxa" w:w="2800"/>
           </w:tcPr>
           <w:p>
-            <w:pPr>
-              <w:spacing w:after="40"/>
-            </w:pPr>
-            <w:r/>
             <w:r>
-              <w:rPr>
-                <w:rFonts w:ascii="Aptos" w:hAnsi="Aptos"/>
-                <w:b w:val="0"/>
-                <w:color w:val="292D2A"/>
-                <w:sz w:val="16"/>
-              </w:rPr>
               <w:t>resource</w:t>
             </w:r>
           </w:p>
         </w:tc>
         <w:tc>
           <w:tcPr>
-            <w:tcW w:type="dxa" w:w="4997"/>
+            <w:tcW w:type="dxa" w:w="6700"/>
           </w:tcPr>
           <w:p>
-            <w:pPr>
-              <w:spacing w:after="40"/>
-            </w:pPr>
-            <w:r/>
             <w:r>
-              <w:rPr>
-                <w:rFonts w:ascii="Aptos" w:hAnsi="Aptos"/>
-                <w:b w:val="0"/>
-                <w:color w:val="292D2A"/>
-                <w:sz w:val="16"/>
-              </w:rPr>
-              <w:t>Title, description, category/year, media, visibility, status and version.</w:t>
+              <w:t>title, description, category, initiative_tag, media_key, visibility, version.</w:t>
             </w:r>
           </w:p>
         </w:tc>
       </w:tr>
       <w:tr>
+        <w:trPr/>
         <w:tc>
           <w:tcPr>
-            <w:tcW w:type="dxa" w:w="4997"/>
-            <w:shd w:fill="F8F7F3"/>
+            <w:tcW w:type="dxa" w:w="2800"/>
           </w:tcPr>
           <w:p>
-            <w:pPr>
-              <w:spacing w:after="40"/>
-            </w:pPr>
-            <w:r/>
             <w:r>
-              <w:rPr>
-                <w:rFonts w:ascii="Aptos" w:hAnsi="Aptos"/>
-                <w:b w:val="0"/>
-                <w:color w:val="292D2A"/>
-                <w:sz w:val="16"/>
-              </w:rPr>
               <w:t>content_page / version</w:t>
             </w:r>
           </w:p>
         </w:tc>
         <w:tc>
           <w:tcPr>
-            <w:tcW w:type="dxa" w:w="4997"/>
-            <w:shd w:fill="F8F7F3"/>
+            <w:tcW w:type="dxa" w:w="6700"/>
           </w:tcPr>
           <w:p>
-            <w:pPr>
-              <w:spacing w:after="40"/>
-            </w:pPr>
-            <w:r/>
             <w:r>
-              <w:rPr>
-                <w:rFonts w:ascii="Aptos" w:hAnsi="Aptos"/>
-                <w:b w:val="0"/>
-                <w:color w:val="292D2A"/>
-                <w:sz w:val="16"/>
-              </w:rPr>
-              <w:t>Page key, draft/published content, editor, version, publication time.</w:t>
+              <w:t>page_key (includes /my-bharat), draft/published content, editor_id, version, published_at.</w:t>
             </w:r>
           </w:p>
         </w:tc>
       </w:tr>
       <w:tr>
+        <w:trPr/>
         <w:tc>
           <w:tcPr>
-            <w:tcW w:type="dxa" w:w="4997"/>
+            <w:tcW w:type="dxa" w:w="2800"/>
           </w:tcPr>
           <w:p>
-            <w:pPr>
-              <w:spacing w:after="40"/>
-            </w:pPr>
-            <w:r/>
             <w:r>
-              <w:rPr>
-                <w:rFonts w:ascii="Aptos" w:hAnsi="Aptos"/>
-                <w:b w:val="0"/>
-                <w:color w:val="292D2A"/>
-                <w:sz w:val="16"/>
-              </w:rPr>
-              <w:t>homepage_draft</w:t>
-            </w:r>
-          </w:p>
-        </w:tc>
-        <w:tc>
-          <w:tcPr>
-            <w:tcW w:type="dxa" w:w="4997"/>
-          </w:tcPr>
-          <w:p>
-            <w:pPr>
-              <w:spacing w:after="40"/>
-            </w:pPr>
-            <w:r/>
-            <w:r>
-              <w:rPr>
-                <w:rFonts w:ascii="Aptos" w:hAnsi="Aptos"/>
-                <w:b w:val="0"/>
-                <w:color w:val="292D2A"/>
-                <w:sz w:val="16"/>
-              </w:rPr>
-              <w:t>Section order/config, content references, creator, status and publication time.</w:t>
-            </w:r>
-          </w:p>
-        </w:tc>
-      </w:tr>
-      <w:tr>
-        <w:tc>
-          <w:tcPr>
-            <w:tcW w:type="dxa" w:w="4997"/>
-            <w:shd w:fill="F8F7F3"/>
-          </w:tcPr>
-          <w:p>
-            <w:pPr>
-              <w:spacing w:after="40"/>
-            </w:pPr>
-            <w:r/>
-            <w:r>
-              <w:rPr>
-                <w:rFonts w:ascii="Aptos" w:hAnsi="Aptos"/>
-                <w:b w:val="0"/>
-                <w:color w:val="292D2A"/>
-                <w:sz w:val="16"/>
-              </w:rPr>
-              <w:t>notification / email_delivery</w:t>
-            </w:r>
-          </w:p>
-        </w:tc>
-        <w:tc>
-          <w:tcPr>
-            <w:tcW w:type="dxa" w:w="4997"/>
-            <w:shd w:fill="F8F7F3"/>
-          </w:tcPr>
-          <w:p>
-            <w:pPr>
-              <w:spacing w:after="40"/>
-            </w:pPr>
-            <w:r/>
-            <w:r>
-              <w:rPr>
-                <w:rFonts w:ascii="Aptos" w:hAnsi="Aptos"/>
-                <w:b w:val="0"/>
-                <w:color w:val="292D2A"/>
-                <w:sz w:val="16"/>
-              </w:rPr>
-              <w:t>User notification/read time; email template, provider message ID, status and failure.</w:t>
-            </w:r>
-          </w:p>
-        </w:tc>
-      </w:tr>
-      <w:tr>
-        <w:tc>
-          <w:tcPr>
-            <w:tcW w:type="dxa" w:w="4997"/>
-          </w:tcPr>
-          <w:p>
-            <w:pPr>
-              <w:spacing w:after="40"/>
-            </w:pPr>
-            <w:r/>
-            <w:r>
-              <w:rPr>
-                <w:rFonts w:ascii="Aptos" w:hAnsi="Aptos"/>
-                <w:b w:val="0"/>
-                <w:color w:val="292D2A"/>
-                <w:sz w:val="16"/>
-              </w:rPr>
-              <w:t>support_ticket / message</w:t>
-            </w:r>
-          </w:p>
-        </w:tc>
-        <w:tc>
-          <w:tcPr>
-            <w:tcW w:type="dxa" w:w="4997"/>
-          </w:tcPr>
-          <w:p>
-            <w:pPr>
-              <w:spacing w:after="40"/>
-            </w:pPr>
-            <w:r/>
-            <w:r>
-              <w:rPr>
-                <w:rFonts w:ascii="Aptos" w:hAnsi="Aptos"/>
-                <w:b w:val="0"/>
-                <w:color w:val="292D2A"/>
-                <w:sz w:val="16"/>
-              </w:rPr>
-              <w:t>Requester, category, status, assignee, messages and timestamps.</w:t>
-            </w:r>
-          </w:p>
-        </w:tc>
-      </w:tr>
-      <w:tr>
-        <w:tc>
-          <w:tcPr>
-            <w:tcW w:type="dxa" w:w="4997"/>
-            <w:shd w:fill="F8F7F3"/>
-          </w:tcPr>
-          <w:p>
-            <w:pPr>
-              <w:spacing w:after="40"/>
-            </w:pPr>
-            <w:r/>
-            <w:r>
-              <w:rPr>
-                <w:rFonts w:ascii="Aptos" w:hAnsi="Aptos"/>
-                <w:b w:val="0"/>
-                <w:color w:val="292D2A"/>
-                <w:sz w:val="16"/>
-              </w:rPr>
-              <w:t>confidential_report</w:t>
-            </w:r>
-          </w:p>
-        </w:tc>
-        <w:tc>
-          <w:tcPr>
-            <w:tcW w:type="dxa" w:w="4997"/>
-            <w:shd w:fill="F8F7F3"/>
-          </w:tcPr>
-          <w:p>
-            <w:pPr>
-              <w:spacing w:after="40"/>
-            </w:pPr>
-            <w:r/>
-            <w:r>
-              <w:rPr>
-                <w:rFonts w:ascii="Aptos" w:hAnsi="Aptos"/>
-                <w:b w:val="0"/>
-                <w:color w:val="292D2A"/>
-                <w:sz w:val="16"/>
-              </w:rPr>
-              <w:t>Restricted category/body/status/reviewer/resolution reference; access rules stricter than support.</w:t>
-            </w:r>
-          </w:p>
-        </w:tc>
-      </w:tr>
-      <w:tr>
-        <w:tc>
-          <w:tcPr>
-            <w:tcW w:type="dxa" w:w="4997"/>
-          </w:tcPr>
-          <w:p>
-            <w:pPr>
-              <w:spacing w:after="40"/>
-            </w:pPr>
-            <w:r/>
-            <w:r>
-              <w:rPr>
-                <w:rFonts w:ascii="Aptos" w:hAnsi="Aptos"/>
-                <w:b w:val="0"/>
-                <w:color w:val="292D2A"/>
-                <w:sz w:val="16"/>
-              </w:rPr>
-              <w:t>contact_enquiry</w:t>
-            </w:r>
-          </w:p>
-        </w:tc>
-        <w:tc>
-          <w:tcPr>
-            <w:tcW w:type="dxa" w:w="4997"/>
-          </w:tcPr>
-          <w:p>
-            <w:pPr>
-              <w:spacing w:after="40"/>
-            </w:pPr>
-            <w:r/>
-            <w:r>
-              <w:rPr>
-                <w:rFonts w:ascii="Aptos" w:hAnsi="Aptos"/>
-                <w:b w:val="0"/>
-                <w:color w:val="292D2A"/>
-                <w:sz w:val="16"/>
-              </w:rPr>
-              <w:t>Sender, category/message, status, assignee and timestamps.</w:t>
-            </w:r>
-          </w:p>
-        </w:tc>
-      </w:tr>
-      <w:tr>
-        <w:tc>
-          <w:tcPr>
-            <w:tcW w:type="dxa" w:w="4997"/>
-            <w:shd w:fill="F8F7F3"/>
-          </w:tcPr>
-          <w:p>
-            <w:pPr>
-              <w:spacing w:after="40"/>
-            </w:pPr>
-            <w:r/>
-            <w:r>
-              <w:rPr>
-                <w:rFonts w:ascii="Aptos" w:hAnsi="Aptos"/>
-                <w:b w:val="0"/>
-                <w:color w:val="292D2A"/>
-                <w:sz w:val="16"/>
-              </w:rPr>
-              <w:t>expense_record</w:t>
-            </w:r>
-          </w:p>
-        </w:tc>
-        <w:tc>
-          <w:tcPr>
-            <w:tcW w:type="dxa" w:w="4997"/>
-            <w:shd w:fill="F8F7F3"/>
-          </w:tcPr>
-          <w:p>
-            <w:pPr>
-              <w:spacing w:after="40"/>
-            </w:pPr>
-            <w:r/>
-            <w:r>
-              <w:rPr>
-                <w:rFonts w:ascii="Aptos" w:hAnsi="Aptos"/>
-                <w:b w:val="0"/>
-                <w:color w:val="292D2A"/>
-                <w:sz w:val="16"/>
-              </w:rPr>
-              <w:t>Optional event/programme, amount, description, receipt and recorder.</w:t>
-            </w:r>
-          </w:p>
-        </w:tc>
-      </w:tr>
-      <w:tr>
-        <w:tc>
-          <w:tcPr>
-            <w:tcW w:type="dxa" w:w="4997"/>
-          </w:tcPr>
-          <w:p>
-            <w:pPr>
-              <w:spacing w:after="40"/>
-            </w:pPr>
-            <w:r/>
-            <w:r>
-              <w:rPr>
-                <w:rFonts w:ascii="Aptos" w:hAnsi="Aptos"/>
-                <w:b w:val="0"/>
-                <w:color w:val="292D2A"/>
-                <w:sz w:val="16"/>
-              </w:rPr>
               <w:t>audit_log</w:t>
             </w:r>
           </w:p>
         </w:tc>
         <w:tc>
           <w:tcPr>
-            <w:tcW w:type="dxa" w:w="4997"/>
+            <w:tcW w:type="dxa" w:w="6700"/>
           </w:tcPr>
           <w:p>
-            <w:pPr>
-              <w:spacing w:after="40"/>
-            </w:pPr>
-            <w:r/>
             <w:r>
-              <w:rPr>
-                <w:rFonts w:ascii="Aptos" w:hAnsi="Aptos"/>
-                <w:b w:val="0"/>
-                <w:color w:val="292D2A"/>
-                <w:sz w:val="16"/>
-              </w:rPr>
-              <w:t>Actor, action, entity reference, timestamp, reason and minimal metadata.</w:t>
-            </w:r>
-          </w:p>
-        </w:tc>
-      </w:tr>
-      <w:tr>
-        <w:tc>
-          <w:tcPr>
-            <w:tcW w:type="dxa" w:w="4997"/>
-            <w:shd w:fill="F8F7F3"/>
-          </w:tcPr>
-          <w:p>
-            <w:pPr>
-              <w:spacing w:after="40"/>
-            </w:pPr>
-            <w:r/>
-            <w:r>
-              <w:rPr>
-                <w:rFonts w:ascii="Aptos" w:hAnsi="Aptos"/>
-                <w:b w:val="0"/>
-                <w:color w:val="292D2A"/>
-                <w:sz w:val="16"/>
-              </w:rPr>
-              <w:t>backup_restore_log</w:t>
-            </w:r>
-          </w:p>
-        </w:tc>
-        <w:tc>
-          <w:tcPr>
-            <w:tcW w:type="dxa" w:w="4997"/>
-            <w:shd w:fill="F8F7F3"/>
-          </w:tcPr>
-          <w:p>
-            <w:pPr>
-              <w:spacing w:after="40"/>
-            </w:pPr>
-            <w:r/>
-            <w:r>
-              <w:rPr>
-                <w:rFonts w:ascii="Aptos" w:hAnsi="Aptos"/>
-                <w:b w:val="0"/>
-                <w:color w:val="292D2A"/>
-                <w:sz w:val="16"/>
-              </w:rPr>
-              <w:t>Operation, start/end, status, operator and notes.</w:t>
+              <w:t>actor_id, action, entity_name, entity_id, timestamp, reason, metadata.</w:t>
             </w:r>
           </w:p>
         </w:tc>
       </w:tr>
     </w:tbl>
-    <w:p/>
     <w:p>
       <w:pPr>
         <w:pStyle w:val="Heading1"/>
@@ -1972,82 +816,41 @@
     <w:p>
       <w:pPr>
         <w:pStyle w:val="ListBullet"/>
-        <w:spacing w:after="40"/>
       </w:pPr>
       <w:r>
-        <w:t>Users have time-bounded role assignments; assignment scope may include academic year.</w:t>
+        <w:t>Users have time-bounded role assignments and an approved track preference (NSS, MY Bharat, or Both).</w:t>
       </w:r>
     </w:p>
     <w:p>
       <w:pPr>
         <w:pStyle w:val="ListBullet"/>
-        <w:spacing w:after="40"/>
       </w:pPr>
       <w:r>
-        <w:t>Academic years group Core Team rosters, events/programmes and annual reports.</w:t>
+        <w:t>Core Team roster entries map to academic years and define designation (24 NSS wing, 4 MY Bharat cell).</w:t>
       </w:r>
     </w:p>
     <w:p>
       <w:pPr>
         <w:pStyle w:val="ListBullet"/>
-        <w:spacing w:after="40"/>
       </w:pPr>
       <w:r>
-        <w:t>Events have registrations, attendance, media and change history.</w:t>
+        <w:t>Events are linked to an initiative type (NSS, MY Bharat, Joint); registrations and attendance cascade from events.</w:t>
       </w:r>
     </w:p>
     <w:p>
       <w:pPr>
         <w:pStyle w:val="ListBullet"/>
-        <w:spacing w:after="40"/>
       </w:pPr>
       <w:r>
-        <w:t>Programmes contain activities; attendance is per participant/activity/day.</w:t>
+        <w:t>Service-hour entries are generated exclusively from approved attendance records and separated by category to prevent double-counting.</w:t>
       </w:r>
     </w:p>
     <w:p>
       <w:pPr>
         <w:pStyle w:val="ListBullet"/>
-        <w:spacing w:after="40"/>
       </w:pPr>
       <w:r>
-        <w:t>Approved attendance generates service-hour entries; corrections recalculate affected totals.</w:t>
-      </w:r>
-    </w:p>
-    <w:p>
-      <w:pPr>
-        <w:pStyle w:val="ListBullet"/>
-        <w:spacing w:after="40"/>
-      </w:pPr>
-      <w:r>
-        <w:t>Volunteers have many service-hour entries and certificate records.</w:t>
-      </w:r>
-    </w:p>
-    <w:p>
-      <w:pPr>
-        <w:pStyle w:val="ListBullet"/>
-        <w:spacing w:after="40"/>
-      </w:pPr>
-      <w:r>
-        <w:t>Tasks have assignees, comments and attachments.</w:t>
-      </w:r>
-    </w:p>
-    <w:p>
-      <w:pPr>
-        <w:pStyle w:val="ListBullet"/>
-        <w:spacing w:after="40"/>
-      </w:pPr>
-      <w:r>
-        <w:t>Content/media/resources have review/publication states.</w:t>
-      </w:r>
-    </w:p>
-    <w:p>
-      <w:pPr>
-        <w:pStyle w:val="ListBullet"/>
-        <w:spacing w:after="40"/>
-      </w:pPr>
-      <w:r>
-        <w:t>Support is visible to requester/authorized staff; confidential reports have a separate stricter boundary.</w:t>
+        <w:t>Tasks, announcements and media assets carry initiative tags to support scoped administrative routing.</w:t>
       </w:r>
     </w:p>
     <w:p>
@@ -2058,476 +861,44 @@
         <w:t>5. State models</w:t>
       </w:r>
     </w:p>
-    <w:tbl>
-      <w:tblPr>
-        <w:tblStyle w:val="TableGrid"/>
-        <w:tblW w:type="auto" w:w="0"/>
-        <w:jc w:val="center"/>
-        <w:tblLook w:firstColumn="1" w:firstRow="1" w:lastColumn="0" w:lastRow="0" w:noHBand="0" w:noVBand="1" w:val="04A0"/>
-      </w:tblPr>
-      <w:tblGrid>
-        <w:gridCol w:w="4997"/>
-        <w:gridCol w:w="4997"/>
-      </w:tblGrid>
-      <w:tr>
-        <w:tc>
-          <w:tcPr>
-            <w:tcW w:type="dxa" w:w="4997"/>
-            <w:shd w:fill="1A3C29"/>
-          </w:tcPr>
-          <w:p>
-            <w:pPr>
-              <w:spacing w:after="40"/>
-            </w:pPr>
-            <w:r/>
-            <w:r>
-              <w:rPr>
-                <w:rFonts w:ascii="Aptos" w:hAnsi="Aptos"/>
-                <w:b/>
-                <w:color w:val="FFFFFF"/>
-                <w:sz w:val="16"/>
-              </w:rPr>
-              <w:t>Object</w:t>
-            </w:r>
-          </w:p>
-        </w:tc>
-        <w:tc>
-          <w:tcPr>
-            <w:tcW w:type="dxa" w:w="4997"/>
-            <w:shd w:fill="1A3C29"/>
-          </w:tcPr>
-          <w:p>
-            <w:pPr>
-              <w:spacing w:after="40"/>
-            </w:pPr>
-            <w:r/>
-            <w:r>
-              <w:rPr>
-                <w:rFonts w:ascii="Aptos" w:hAnsi="Aptos"/>
-                <w:b/>
-                <w:color w:val="FFFFFF"/>
-                <w:sz w:val="16"/>
-              </w:rPr>
-              <w:t>States/behavior</w:t>
-            </w:r>
-          </w:p>
-        </w:tc>
-      </w:tr>
-      <w:tr>
-        <w:tc>
-          <w:tcPr>
-            <w:tcW w:type="dxa" w:w="4997"/>
-            <w:shd w:fill="F8F7F3"/>
-          </w:tcPr>
-          <w:p>
-            <w:pPr>
-              <w:spacing w:after="40"/>
-            </w:pPr>
-            <w:r/>
-            <w:r>
-              <w:rPr>
-                <w:rFonts w:ascii="Aptos" w:hAnsi="Aptos"/>
-                <w:b w:val="0"/>
-                <w:color w:val="292D2A"/>
-                <w:sz w:val="16"/>
-              </w:rPr>
-              <w:t>Application</w:t>
-            </w:r>
-          </w:p>
-        </w:tc>
-        <w:tc>
-          <w:tcPr>
-            <w:tcW w:type="dxa" w:w="4997"/>
-            <w:shd w:fill="F8F7F3"/>
-          </w:tcPr>
-          <w:p>
-            <w:pPr>
-              <w:spacing w:after="40"/>
-            </w:pPr>
-            <w:r/>
-            <w:r>
-              <w:rPr>
-                <w:rFonts w:ascii="Aptos" w:hAnsi="Aptos"/>
-                <w:b w:val="0"/>
-                <w:color w:val="292D2A"/>
-                <w:sz w:val="16"/>
-              </w:rPr>
-              <w:t>Submitted → Pending Review → Approved/Rejected; account can later be Suspended, Inactive, Withdrawn or Completed/Alumni.</w:t>
-            </w:r>
-          </w:p>
-        </w:tc>
-      </w:tr>
-      <w:tr>
-        <w:tc>
-          <w:tcPr>
-            <w:tcW w:type="dxa" w:w="4997"/>
-          </w:tcPr>
-          <w:p>
-            <w:pPr>
-              <w:spacing w:after="40"/>
-            </w:pPr>
-            <w:r/>
-            <w:r>
-              <w:rPr>
-                <w:rFonts w:ascii="Aptos" w:hAnsi="Aptos"/>
-                <w:b w:val="0"/>
-                <w:color w:val="292D2A"/>
-                <w:sz w:val="16"/>
-              </w:rPr>
-              <w:t>Event</w:t>
-            </w:r>
-          </w:p>
-        </w:tc>
-        <w:tc>
-          <w:tcPr>
-            <w:tcW w:type="dxa" w:w="4997"/>
-          </w:tcPr>
-          <w:p>
-            <w:pPr>
-              <w:spacing w:after="40"/>
-            </w:pPr>
-            <w:r/>
-            <w:r>
-              <w:rPr>
-                <w:rFonts w:ascii="Aptos" w:hAnsi="Aptos"/>
-                <w:b w:val="0"/>
-                <w:color w:val="292D2A"/>
-                <w:sz w:val="16"/>
-              </w:rPr>
-              <w:t>Draft → Submitted for Review → Approved → Published → Completed or Cancelled.</w:t>
-            </w:r>
-          </w:p>
-        </w:tc>
-      </w:tr>
-      <w:tr>
-        <w:tc>
-          <w:tcPr>
-            <w:tcW w:type="dxa" w:w="4997"/>
-            <w:shd w:fill="F8F7F3"/>
-          </w:tcPr>
-          <w:p>
-            <w:pPr>
-              <w:spacing w:after="40"/>
-            </w:pPr>
-            <w:r/>
-            <w:r>
-              <w:rPr>
-                <w:rFonts w:ascii="Aptos" w:hAnsi="Aptos"/>
-                <w:b w:val="0"/>
-                <w:color w:val="292D2A"/>
-                <w:sz w:val="16"/>
-              </w:rPr>
-              <w:t>Registration</w:t>
-            </w:r>
-          </w:p>
-        </w:tc>
-        <w:tc>
-          <w:tcPr>
-            <w:tcW w:type="dxa" w:w="4997"/>
-            <w:shd w:fill="F8F7F3"/>
-          </w:tcPr>
-          <w:p>
-            <w:pPr>
-              <w:spacing w:after="40"/>
-            </w:pPr>
-            <w:r/>
-            <w:r>
-              <w:rPr>
-                <w:rFonts w:ascii="Aptos" w:hAnsi="Aptos"/>
-                <w:b w:val="0"/>
-                <w:color w:val="292D2A"/>
-                <w:sz w:val="16"/>
-              </w:rPr>
-              <w:t>Registered or Cancelled; enforce capacity/deadline atomically.</w:t>
-            </w:r>
-          </w:p>
-        </w:tc>
-      </w:tr>
-      <w:tr>
-        <w:tc>
-          <w:tcPr>
-            <w:tcW w:type="dxa" w:w="4997"/>
-          </w:tcPr>
-          <w:p>
-            <w:pPr>
-              <w:spacing w:after="40"/>
-            </w:pPr>
-            <w:r/>
-            <w:r>
-              <w:rPr>
-                <w:rFonts w:ascii="Aptos" w:hAnsi="Aptos"/>
-                <w:b w:val="0"/>
-                <w:color w:val="292D2A"/>
-                <w:sz w:val="16"/>
-              </w:rPr>
-              <w:t>Attendance</w:t>
-            </w:r>
-          </w:p>
-        </w:tc>
-        <w:tc>
-          <w:tcPr>
-            <w:tcW w:type="dxa" w:w="4997"/>
-          </w:tcPr>
-          <w:p>
-            <w:pPr>
-              <w:spacing w:after="40"/>
-            </w:pPr>
-            <w:r/>
-            <w:r>
-              <w:rPr>
-                <w:rFonts w:ascii="Aptos" w:hAnsi="Aptos"/>
-                <w:b w:val="0"/>
-                <w:color w:val="292D2A"/>
-                <w:sz w:val="16"/>
-              </w:rPr>
-              <w:t>Recorded/awaiting approval if configured → Approved; corrections only by Operations Admin.</w:t>
-            </w:r>
-          </w:p>
-        </w:tc>
-      </w:tr>
-      <w:tr>
-        <w:tc>
-          <w:tcPr>
-            <w:tcW w:type="dxa" w:w="4997"/>
-            <w:shd w:fill="F8F7F3"/>
-          </w:tcPr>
-          <w:p>
-            <w:pPr>
-              <w:spacing w:after="40"/>
-            </w:pPr>
-            <w:r/>
-            <w:r>
-              <w:rPr>
-                <w:rFonts w:ascii="Aptos" w:hAnsi="Aptos"/>
-                <w:b w:val="0"/>
-                <w:color w:val="292D2A"/>
-                <w:sz w:val="16"/>
-              </w:rPr>
-              <w:t>Media/report</w:t>
-            </w:r>
-          </w:p>
-        </w:tc>
-        <w:tc>
-          <w:tcPr>
-            <w:tcW w:type="dxa" w:w="4997"/>
-            <w:shd w:fill="F8F7F3"/>
-          </w:tcPr>
-          <w:p>
-            <w:pPr>
-              <w:spacing w:after="40"/>
-            </w:pPr>
-            <w:r/>
-            <w:r>
-              <w:rPr>
-                <w:rFonts w:ascii="Aptos" w:hAnsi="Aptos"/>
-                <w:b w:val="0"/>
-                <w:color w:val="292D2A"/>
-                <w:sz w:val="16"/>
-              </w:rPr>
-              <w:t>Private Pending Review → Approved/Published or Rejected/Needs Revision → Archived.</w:t>
-            </w:r>
-          </w:p>
-        </w:tc>
-      </w:tr>
-      <w:tr>
-        <w:tc>
-          <w:tcPr>
-            <w:tcW w:type="dxa" w:w="4997"/>
-          </w:tcPr>
-          <w:p>
-            <w:pPr>
-              <w:spacing w:after="40"/>
-            </w:pPr>
-            <w:r/>
-            <w:r>
-              <w:rPr>
-                <w:rFonts w:ascii="Aptos" w:hAnsi="Aptos"/>
-                <w:b w:val="0"/>
-                <w:color w:val="292D2A"/>
-                <w:sz w:val="16"/>
-              </w:rPr>
-              <w:t>Certificate</w:t>
-            </w:r>
-          </w:p>
-        </w:tc>
-        <w:tc>
-          <w:tcPr>
-            <w:tcW w:type="dxa" w:w="4997"/>
-          </w:tcPr>
-          <w:p>
-            <w:pPr>
-              <w:spacing w:after="40"/>
-            </w:pPr>
-            <w:r/>
-            <w:r>
-              <w:rPr>
-                <w:rFonts w:ascii="Aptos" w:hAnsi="Aptos"/>
-                <w:b w:val="0"/>
-                <w:color w:val="292D2A"/>
-                <w:sz w:val="16"/>
-              </w:rPr>
-              <w:t>Potentially Eligible → Pending Review → Approved/Rejected → Issued.</w:t>
-            </w:r>
-          </w:p>
-        </w:tc>
-      </w:tr>
-      <w:tr>
-        <w:tc>
-          <w:tcPr>
-            <w:tcW w:type="dxa" w:w="4997"/>
-            <w:shd w:fill="F8F7F3"/>
-          </w:tcPr>
-          <w:p>
-            <w:pPr>
-              <w:spacing w:after="40"/>
-            </w:pPr>
-            <w:r/>
-            <w:r>
-              <w:rPr>
-                <w:rFonts w:ascii="Aptos" w:hAnsi="Aptos"/>
-                <w:b w:val="0"/>
-                <w:color w:val="292D2A"/>
-                <w:sz w:val="16"/>
-              </w:rPr>
-              <w:t>Task</w:t>
-            </w:r>
-          </w:p>
-        </w:tc>
-        <w:tc>
-          <w:tcPr>
-            <w:tcW w:type="dxa" w:w="4997"/>
-            <w:shd w:fill="F8F7F3"/>
-          </w:tcPr>
-          <w:p>
-            <w:pPr>
-              <w:spacing w:after="40"/>
-            </w:pPr>
-            <w:r/>
-            <w:r>
-              <w:rPr>
-                <w:rFonts w:ascii="Aptos" w:hAnsi="Aptos"/>
-                <w:b w:val="0"/>
-                <w:color w:val="292D2A"/>
-                <w:sz w:val="16"/>
-              </w:rPr>
-              <w:t>To Do → In Progress → Submitted for Review → Completed/Needs Revision; overdue is derived.</w:t>
-            </w:r>
-          </w:p>
-        </w:tc>
-      </w:tr>
-      <w:tr>
-        <w:tc>
-          <w:tcPr>
-            <w:tcW w:type="dxa" w:w="4997"/>
-          </w:tcPr>
-          <w:p>
-            <w:pPr>
-              <w:spacing w:after="40"/>
-            </w:pPr>
-            <w:r/>
-            <w:r>
-              <w:rPr>
-                <w:rFonts w:ascii="Aptos" w:hAnsi="Aptos"/>
-                <w:b w:val="0"/>
-                <w:color w:val="292D2A"/>
-                <w:sz w:val="16"/>
-              </w:rPr>
-              <w:t>Support</w:t>
-            </w:r>
-          </w:p>
-        </w:tc>
-        <w:tc>
-          <w:tcPr>
-            <w:tcW w:type="dxa" w:w="4997"/>
-          </w:tcPr>
-          <w:p>
-            <w:pPr>
-              <w:spacing w:after="40"/>
-            </w:pPr>
-            <w:r/>
-            <w:r>
-              <w:rPr>
-                <w:rFonts w:ascii="Aptos" w:hAnsi="Aptos"/>
-                <w:b w:val="0"/>
-                <w:color w:val="292D2A"/>
-                <w:sz w:val="16"/>
-              </w:rPr>
-              <w:t>Open → In Progress → Waiting for Response → Resolved.</w:t>
-            </w:r>
-          </w:p>
-        </w:tc>
-      </w:tr>
-    </w:tbl>
-    <w:p/>
     <w:p>
       <w:pPr>
-        <w:pStyle w:val="Heading1"/>
+        <w:pStyle w:val="ListBullet"/>
       </w:pPr>
       <w:r>
-        <w:t>6. Integrity and security</w:t>
+        <w:t>Application: Submitted -&gt; Pending Review -&gt; Approved / Rejected -&gt; Active -&gt; Suspended / Inactive / Withdrawn / Completed_Alumni.</w:t>
       </w:r>
     </w:p>
     <w:p>
       <w:pPr>
         <w:pStyle w:val="ListBullet"/>
-        <w:spacing w:after="40"/>
       </w:pPr>
       <w:r>
-        <w:t>Use foreign keys, unique constraints and transactions for capacity, role changes and certificate issuance.</w:t>
+        <w:t>Event: Draft -&gt; Submitted for Review -&gt; Approved -&gt; Published -&gt; Completed or Cancelled.</w:t>
       </w:r>
     </w:p>
     <w:p>
       <w:pPr>
         <w:pStyle w:val="ListBullet"/>
-        <w:spacing w:after="40"/>
       </w:pPr>
       <w:r>
-        <w:t>Index event date/status, registration lookup, volunteer ID, academic year and review queues.</w:t>
+        <w:t>Attendance: Recorded -&gt; Approved; audited corrections only by Operations Admin or MY Bharat Coordinator.</w:t>
       </w:r>
     </w:p>
     <w:p>
       <w:pPr>
         <w:pStyle w:val="ListBullet"/>
-        <w:spacing w:after="40"/>
       </w:pPr>
       <w:r>
-        <w:t>Public queries require approved/published status; private APIs enforce identity and permission.</w:t>
+        <w:t>Media: Private Pending Review -&gt; Approved / Published or Rejected / Needs Revision -&gt; Archived.</w:t>
       </w:r>
     </w:p>
     <w:p>
       <w:pPr>
         <w:pStyle w:val="ListBullet"/>
-        <w:spacing w:after="40"/>
       </w:pPr>
       <w:r>
-        <w:t>Protect object downloads with object-level checks and short-lived access links where appropriate.</w:t>
-      </w:r>
-    </w:p>
-    <w:p>
-      <w:pPr>
-        <w:pStyle w:val="ListBullet"/>
-        <w:spacing w:after="40"/>
-      </w:pPr>
-      <w:r>
-        <w:t>Never store passwords/MFA secrets in application tables when managed authentication is used.</w:t>
-      </w:r>
-    </w:p>
-    <w:p>
-      <w:pPr>
-        <w:pStyle w:val="ListBullet"/>
-        <w:spacing w:after="40"/>
-      </w:pPr>
-      <w:r>
-        <w:t>Eligibility imports are versioned; failed/pending import never replaces the active approved list.</w:t>
-      </w:r>
-    </w:p>
-    <w:p>
-      <w:pPr>
-        <w:pStyle w:val="ListBullet"/>
-        <w:spacing w:after="40"/>
-      </w:pPr>
-      <w:r>
-        <w:t>If a student is missing from a replacement list, flag for review instead of automatically deleting/deactivating access.</w:t>
+        <w:t>Certificate: Potentially Eligible -&gt; Pending Review -&gt; Approved / Rejected -&gt; Issued.</w:t>
       </w:r>
     </w:p>
     <w:p>
@@ -2535,53 +906,97 @@
         <w:pStyle w:val="Heading1"/>
       </w:pPr>
       <w:r>
-        <w:t>7. Open schema decisions</w:t>
+        <w:t>6. Integrity, security and RLS specifications</w:t>
       </w:r>
     </w:p>
     <w:p>
       <w:pPr>
         <w:pStyle w:val="ListBullet"/>
-        <w:spacing w:after="40"/>
       </w:pPr>
       <w:r>
-        <w:t>Finalize minimum student fields and eligibility import workflow with college.</w:t>
+        <w:t>Row Level Security (RLS) is enabled on all tables: deny by default.</w:t>
       </w:r>
     </w:p>
     <w:p>
       <w:pPr>
         <w:pStyle w:val="ListBullet"/>
-        <w:spacing w:after="40"/>
       </w:pPr>
       <w:r>
-        <w:t>Define service-hour calculation and activity duration rules.</w:t>
+        <w:t>user_profile: users can select own record; admins can read users matching their purview; public reads only published Core Team bios.</w:t>
       </w:r>
     </w:p>
     <w:p>
       <w:pPr>
         <w:pStyle w:val="ListBullet"/>
-        <w:spacing w:after="40"/>
       </w:pPr>
       <w:r>
-        <w:t>Define media consent metadata, confidential-report retention and audit retention.</w:t>
+        <w:t>event: public queries require status = 'published'; authenticated volunteers view published events matching their track or joint events.</w:t>
       </w:r>
     </w:p>
     <w:p>
       <w:pPr>
         <w:pStyle w:val="ListBullet"/>
-        <w:spacing w:after="40"/>
       </w:pPr>
       <w:r>
-        <w:t>Confirm whether optional expense records are launch scope or later.</w:t>
+        <w:t>attendance_record: write access strictly restricted to authorized coordinators during recording windows; updates require audit row insertion.</w:t>
       </w:r>
     </w:p>
-    <w:sectPr>
-      <w:headerReference w:type="default" r:id="rId9"/>
-      <w:footerReference w:type="default" r:id="rId10"/>
-      <w:pgSz w:w="12240" w:h="15840"/>
-      <w:pgMar w:top="1008" w:right="1123" w:bottom="1008" w:left="1123" w:header="720" w:footer="720" w:gutter="0"/>
-      <w:cols w:space="720"/>
-      <w:docGrid w:linePitch="360"/>
-    </w:sectPr>
+    <w:p>
+      <w:pPr>
+        <w:pStyle w:val="ListBullet"/>
+      </w:pPr>
+      <w:r>
+        <w:t>service_hour_entry: read-only for volunteers; inserted only via trusted server-side workflow upon attendance approval. Direct client manipulation blocked.</w:t>
+      </w:r>
+    </w:p>
+    <w:p>
+      <w:pPr>
+        <w:pStyle w:val="ListBullet"/>
+      </w:pPr>
+      <w:r>
+        <w:t>Roster integrity check: administrative validation function verifies 28 total members (24 NSS, 4 Bharat) before setting is_published = true.</w:t>
+      </w:r>
+    </w:p>
+    <w:p>
+      <w:pPr>
+        <w:pStyle w:val="Heading1"/>
+      </w:pPr>
+      <w:r>
+        <w:t>7. Pending institutional confirmation</w:t>
+      </w:r>
+    </w:p>
+    <w:p>
+      <w:pPr>
+        <w:pStyle w:val="ListBullet"/>
+      </w:pPr>
+      <w:r>
+        <w:t>Pending Institutional Confirmation: Exact joint-event crediting formula for dual-track volunteers.</w:t>
+      </w:r>
+    </w:p>
+    <w:p>
+      <w:pPr>
+        <w:pStyle w:val="ListBullet"/>
+      </w:pPr>
+      <w:r>
+        <w:t>Pending Institutional Confirmation: Official annual hour targets and camp credit rules.</w:t>
+      </w:r>
+    </w:p>
+    <w:p>
+      <w:pPr>
+        <w:pStyle w:val="ListBullet"/>
+      </w:pPr>
+      <w:r>
+        <w:t>Pending Institutional Confirmation: Certificate templates and criteria for MY Bharat cell participants.</w:t>
+      </w:r>
+    </w:p>
+    <w:p>
+      <w:pPr>
+        <w:pStyle w:val="ListBullet"/>
+      </w:pPr>
+      <w:r>
+        <w:t>Pending Institutional Confirmation: Data retention policies for confidential reports and student records.</w:t>
+      </w:r>
+    </w:p>
   </w:body>
 </w:document>
 </file>
